--- a/docs/_static/tutorials/multimodal_histoseg_lazyslide_breast_wta/naturebiotech_package/NBT_INITIAL_SUBMISSION_UPLOAD_20260515_ONEFIGURE/Online_Methods.docx
+++ b/docs/_static/tutorials/multimodal_histoseg_lazyslide_breast_wta/naturebiotech_package/NBT_INITIAL_SUBMISSION_UPLOAD_20260515_ONEFIGURE/Online_Methods.docx
@@ -703,7 +703,7 @@
           <w:spacing w:val="0"/>
           <w:color w:val="0E0E0E"/>
         </w:rPr>
-        <w:t xml:space="preserve">, with manuscript-level full replication scripts under </w:t>
+        <w:t xml:space="preserve">. The exact initial-submission manuscript package is archived under the repository release </w:t>
       </w:r>
       <w:r>
         <w:rPr>
@@ -713,6 +713,47 @@
           <w:spacing w:val="0"/>
           <w:color w:val="0E0E0E"/>
         </w:rPr>
+        <w:t xml:space="preserve">nbt-initial-submission-20260516</w:t>
+      </w:r>
+      <w:r>
+        <w:rPr>
+          <w:rFonts w:ascii="Arial" w:hAnsi="Arial" w:cs="Arial"/>
+          <w:sz w:val="29"/>
+          <w:sz-cs w:val="29"/>
+          <w:spacing w:val="0"/>
+          <w:color w:val="0E0E0E"/>
+        </w:rPr>
+        <w:t xml:space="preserve"> at </w:t>
+      </w:r>
+      <w:r>
+        <w:rPr>
+          <w:rFonts w:ascii="Arial" w:hAnsi="Arial" w:cs="Arial"/>
+          <w:sz w:val="29"/>
+          <w:sz-cs w:val="29"/>
+          <w:u w:val="single"/>
+          <w:spacing w:val="0"/>
+          <w:color w:val="0000E9"/>
+        </w:rPr>
+        <w:t xml:space="preserve">https://github.com/hutaobo/pyXenium/releases/tag/nbt-initial-submission-20260516</w:t>
+      </w:r>
+      <w:r>
+        <w:rPr>
+          <w:rFonts w:ascii="Arial" w:hAnsi="Arial" w:cs="Arial"/>
+          <w:sz w:val="29"/>
+          <w:sz-cs w:val="29"/>
+          <w:spacing w:val="0"/>
+          <w:color w:val="0E0E0E"/>
+        </w:rPr>
+        <w:t xml:space="preserve">. Manuscript-level full replication scripts are provided under </w:t>
+      </w:r>
+      <w:r>
+        <w:rPr>
+          <w:rFonts w:ascii="Menlo" w:hAnsi="Menlo" w:cs="Menlo"/>
+          <w:sz w:val="25"/>
+          <w:sz-cs w:val="25"/>
+          <w:spacing w:val="0"/>
+          <w:color w:val="0E0E0E"/>
+        </w:rPr>
         <w:t xml:space="preserve">manuscript/mtm_wta_nbt_replication/</w:t>
       </w:r>
       <w:r>
@@ -723,7 +764,38 @@
           <w:spacing w:val="0"/>
           <w:color w:val="0E0E0E"/>
         </w:rPr>
-        <w:t xml:space="preserve">. The GitHub release provides immutable source-code archives and includes a release manifest recording the exact release commit. HistoSeg contour-generation software is maintained separately in HistoSeg.</w:t>
+        <w:t xml:space="preserve">. HistoSeg contour-generation software is maintained separately in HistoSeg.</w:t>
+      </w:r>
+    </w:p>
+    <w:p>
+      <w:pPr>
+        <w:spacing w:after="160"/>
+      </w:pPr>
+      <w:r>
+        <w:rPr>
+          <w:rFonts w:ascii="Arial" w:hAnsi="Arial" w:cs="Arial"/>
+          <w:sz w:val="34"/>
+          <w:sz-cs w:val="34"/>
+          <w:b/>
+          <w:spacing w:val="0"/>
+          <w:color w:val="0E0E0E"/>
+        </w:rPr>
+        <w:t xml:space="preserve">Large language model assistance</w:t>
+      </w:r>
+    </w:p>
+    <w:p>
+      <w:pPr>
+        <w:spacing w:after="213"/>
+      </w:pPr>
+      <w:r>
+        <w:rPr>
+          <w:rFonts w:ascii="Arial" w:hAnsi="Arial" w:cs="Arial"/>
+          <w:sz w:val="29"/>
+          <w:sz-cs w:val="29"/>
+          <w:spacing w:val="0"/>
+          <w:color w:val="0E0E0E"/>
+        </w:rPr>
+        <w:t xml:space="preserve">OpenAI Codex was used to assist with manuscript-package formatting, editorial consistency checks and automated QA scripting. The author reviewed the final text, analyses and claims, and takes responsibility for the submitted work.</w:t>
       </w:r>
     </w:p>
     <w:sectPr/>
